--- a/docs/inventory/krolikovodstvo/docx/T12-world-market-reference.docx
+++ b/docs/inventory/krolikovodstvo/docx/T12-world-market-reference.docx
@@ -62,6 +62,49 @@
       </w:pPr>
       <w:r>
         <w:t>Источник: docs/graphify-corpus/04-rynok-i-analitika.md</w:t>
+      </w:r>
+    </w:p>
+    <w:p>
+      <w:r>
+        <w:t>Ссылки на исходный ТЭО (файл:строка):</w:t>
+      </w:r>
+    </w:p>
+    <w:p>
+      <w:r>
+        <w:rPr>
+          <w:rFonts w:ascii="Consolas" w:hAnsi="Consolas"/>
+          <w:color w:val="1A568E"/>
+          <w:sz w:val="18"/>
+        </w:rPr>
+        <w:t>↳ docs/graphify-corpus/04-rynok-i-analitika.md:481–530</w:t>
+      </w:r>
+    </w:p>
+    <w:p>
+      <w:r>
+        <w:rPr>
+          <w:rFonts w:ascii="Consolas" w:hAnsi="Consolas"/>
+          <w:color w:val="1A568E"/>
+          <w:sz w:val="18"/>
+        </w:rPr>
+        <w:t>↳ docs/graphify-corpus/04-rynok-i-analitika.md:3527–3577</w:t>
+      </w:r>
+    </w:p>
+    <w:p>
+      <w:r>
+        <w:rPr>
+          <w:rFonts w:ascii="Consolas" w:hAnsi="Consolas"/>
+          <w:color w:val="1A568E"/>
+          <w:sz w:val="18"/>
+        </w:rPr>
+        <w:t>↳ docs/graphify-corpus/04-rynok-i-analitika.md:4016–4017</w:t>
+      </w:r>
+    </w:p>
+    <w:p>
+      <w:pPr>
+        <w:pStyle w:val="Heading3"/>
+      </w:pPr>
+      <w:r>
+        <w:t>Фрагмент docs/graphify-corpus/04-rynok-i-analitika.md:481–530</w:t>
       </w:r>
     </w:p>
     <w:p>
@@ -195,8 +238,11 @@
       </w:r>
     </w:p>
     <w:p>
+      <w:pPr>
+        <w:pStyle w:val="Heading3"/>
+      </w:pPr>
       <w:r>
-        <w:t>---</w:t>
+        <w:t>Фрагмент docs/graphify-corpus/04-rynok-i-analitika.md:3527–3577</w:t>
       </w:r>
     </w:p>
     <w:p>
@@ -312,8 +358,11 @@
       </w:r>
     </w:p>
     <w:p>
+      <w:pPr>
+        <w:pStyle w:val="Heading3"/>
+      </w:pPr>
       <w:r>
-        <w:t>---</w:t>
+        <w:t>Фрагмент docs/graphify-corpus/04-rynok-i-analitika.md:4016–4017</w:t>
       </w:r>
     </w:p>
     <w:p>
@@ -337,6 +386,21 @@
       </w:pPr>
       <w:r>
         <w:t>Источник: docs/teo/08-мировой-рынок-крольчатины.md</w:t>
+      </w:r>
+    </w:p>
+    <w:p>
+      <w:r>
+        <w:t>Ссылки на исходный ТЭО (файл:строка):</w:t>
+      </w:r>
+    </w:p>
+    <w:p>
+      <w:r>
+        <w:rPr>
+          <w:rFonts w:ascii="Consolas" w:hAnsi="Consolas"/>
+          <w:color w:val="1A568E"/>
+          <w:sz w:val="18"/>
+        </w:rPr>
+        <w:t>↳ docs/teo/08-мировой-рынок-крольчатины.md:1–49</w:t>
       </w:r>
     </w:p>
     <w:p>
@@ -470,6 +534,21 @@
       </w:pPr>
       <w:r>
         <w:t>Источник: docs/teo/109-по-прогнозам-международной-организации-по-продовольствию-при.md</w:t>
+      </w:r>
+    </w:p>
+    <w:p>
+      <w:r>
+        <w:t>Ссылки на исходный ТЭО (файл:строка):</w:t>
+      </w:r>
+    </w:p>
+    <w:p>
+      <w:r>
+        <w:rPr>
+          <w:rFonts w:ascii="Consolas" w:hAnsi="Consolas"/>
+          <w:color w:val="1A568E"/>
+          <w:sz w:val="18"/>
+        </w:rPr>
+        <w:t>↳ docs/teo/109-по-прогнозам-международной-организации-по-продовольствию-при.md:1–81</w:t>
       </w:r>
     </w:p>
     <w:p>

--- a/docs/inventory/krolikovodstvo/docx/T12-world-market-reference.docx
+++ b/docs/inventory/krolikovodstvo/docx/T12-world-market-reference.docx
@@ -76,7 +76,7 @@
           <w:color w:val="1A568E"/>
           <w:sz w:val="18"/>
         </w:rPr>
-        <w:t>↳ docs/graphify-corpus/04-rynok-i-analitika.md:481–530</w:t>
+        <w:t>↳ docs/graphify-corpus/04-rynok-i-analitika.md:481–531</w:t>
       </w:r>
     </w:p>
     <w:p>
@@ -86,7 +86,7 @@
           <w:color w:val="1A568E"/>
           <w:sz w:val="18"/>
         </w:rPr>
-        <w:t>↳ docs/graphify-corpus/04-rynok-i-analitika.md:3527–3577</w:t>
+        <w:t>↳ docs/graphify-corpus/04-rynok-i-analitika.md:3527–3578</w:t>
       </w:r>
     </w:p>
     <w:p>
@@ -96,7 +96,137 @@
           <w:color w:val="1A568E"/>
           <w:sz w:val="18"/>
         </w:rPr>
-        <w:t>↳ docs/graphify-corpus/04-rynok-i-analitika.md:4016–4017</w:t>
+        <w:t>↳ docs/graphify-corpus/04-rynok-i-analitika.md:4016–4018</w:t>
+      </w:r>
+    </w:p>
+    <w:p>
+      <w:r>
+        <w:rPr>
+          <w:rFonts w:ascii="Consolas" w:hAnsi="Consolas"/>
+          <w:color w:val="1A568E"/>
+          <w:sz w:val="18"/>
+        </w:rPr>
+        <w:t>↳ docs/graphify-corpus/04-rynok-i-analitika.md:7–20</w:t>
+      </w:r>
+    </w:p>
+    <w:p>
+      <w:r>
+        <w:rPr>
+          <w:rFonts w:ascii="Consolas" w:hAnsi="Consolas"/>
+          <w:color w:val="1A568E"/>
+          <w:sz w:val="18"/>
+        </w:rPr>
+        <w:t>↳ docs/graphify-corpus/04-rynok-i-analitika.md:40–46</w:t>
+      </w:r>
+    </w:p>
+    <w:p>
+      <w:r>
+        <w:rPr>
+          <w:rFonts w:ascii="Consolas" w:hAnsi="Consolas"/>
+          <w:color w:val="1A568E"/>
+          <w:sz w:val="18"/>
+        </w:rPr>
+        <w:t>↳ docs/graphify-corpus/04-rynok-i-analitika.md:261–267</w:t>
+      </w:r>
+    </w:p>
+    <w:p>
+      <w:r>
+        <w:rPr>
+          <w:rFonts w:ascii="Consolas" w:hAnsi="Consolas"/>
+          <w:color w:val="1A568E"/>
+          <w:sz w:val="18"/>
+        </w:rPr>
+        <w:t>↳ docs/graphify-corpus/04-rynok-i-analitika.md:482–488</w:t>
+      </w:r>
+    </w:p>
+    <w:p>
+      <w:r>
+        <w:rPr>
+          <w:rFonts w:ascii="Consolas" w:hAnsi="Consolas"/>
+          <w:color w:val="1A568E"/>
+          <w:sz w:val="18"/>
+        </w:rPr>
+        <w:t>↳ docs/graphify-corpus/04-rynok-i-analitika.md:2660–2666</w:t>
+      </w:r>
+    </w:p>
+    <w:p>
+      <w:r>
+        <w:rPr>
+          <w:rFonts w:ascii="Consolas" w:hAnsi="Consolas"/>
+          <w:color w:val="1A568E"/>
+          <w:sz w:val="18"/>
+        </w:rPr>
+        <w:t>↳ docs/graphify-corpus/04-rynok-i-analitika.md:2710–2716</w:t>
+      </w:r>
+    </w:p>
+    <w:p>
+      <w:r>
+        <w:rPr>
+          <w:rFonts w:ascii="Consolas" w:hAnsi="Consolas"/>
+          <w:color w:val="1A568E"/>
+          <w:sz w:val="18"/>
+        </w:rPr>
+        <w:t>↳ docs/graphify-corpus/04-rynok-i-analitika.md:3784–3790</w:t>
+      </w:r>
+    </w:p>
+    <w:p>
+      <w:r>
+        <w:rPr>
+          <w:rFonts w:ascii="Consolas" w:hAnsi="Consolas"/>
+          <w:color w:val="1A568E"/>
+          <w:sz w:val="18"/>
+        </w:rPr>
+        <w:t>↳ docs/graphify-corpus/04-rynok-i-analitika.md:3972–3978</w:t>
+      </w:r>
+    </w:p>
+    <w:p>
+      <w:r>
+        <w:rPr>
+          <w:rFonts w:ascii="Consolas" w:hAnsi="Consolas"/>
+          <w:color w:val="1A568E"/>
+          <w:sz w:val="18"/>
+        </w:rPr>
+        <w:t>↳ docs/graphify-corpus/04-rynok-i-analitika.md:5637–5644</w:t>
+      </w:r>
+    </w:p>
+    <w:p>
+      <w:r>
+        <w:rPr>
+          <w:rFonts w:ascii="Consolas" w:hAnsi="Consolas"/>
+          <w:color w:val="1A568E"/>
+          <w:sz w:val="18"/>
+        </w:rPr>
+        <w:t>↳ docs/graphify-corpus/04-rynok-i-analitika.md:5652–5658</w:t>
+      </w:r>
+    </w:p>
+    <w:p>
+      <w:r>
+        <w:rPr>
+          <w:rFonts w:ascii="Consolas" w:hAnsi="Consolas"/>
+          <w:color w:val="1A568E"/>
+          <w:sz w:val="18"/>
+        </w:rPr>
+        <w:t>↳ docs/graphify-corpus/04-rynok-i-analitika.md:6406–6420</w:t>
+      </w:r>
+    </w:p>
+    <w:p>
+      <w:r>
+        <w:rPr>
+          <w:rFonts w:ascii="Consolas" w:hAnsi="Consolas"/>
+          <w:color w:val="1A568E"/>
+          <w:sz w:val="18"/>
+        </w:rPr>
+        <w:t>↳ docs/graphify-corpus/04-rynok-i-analitika.md:6964–6970</w:t>
+      </w:r>
+    </w:p>
+    <w:p>
+      <w:r>
+        <w:rPr>
+          <w:rFonts w:ascii="Consolas" w:hAnsi="Consolas"/>
+          <w:color w:val="1A568E"/>
+          <w:sz w:val="18"/>
+        </w:rPr>
+        <w:t>↳ docs/graphify-corpus/04-rynok-i-analitika.md:7009–7015</w:t>
       </w:r>
     </w:p>
     <w:p>
@@ -104,7 +234,7 @@
         <w:pStyle w:val="Heading3"/>
       </w:pPr>
       <w:r>
-        <w:t>Фрагмент docs/graphify-corpus/04-rynok-i-analitika.md:481–530</w:t>
+        <w:t>Фрагмент docs/graphify-corpus/04-rynok-i-analitika.md:481–531</w:t>
       </w:r>
     </w:p>
     <w:p>
@@ -242,7 +372,7 @@
         <w:pStyle w:val="Heading3"/>
       </w:pPr>
       <w:r>
-        <w:t>Фрагмент docs/graphify-corpus/04-rynok-i-analitika.md:3527–3577</w:t>
+        <w:t>Фрагмент docs/graphify-corpus/04-rynok-i-analitika.md:3527–3578</w:t>
       </w:r>
     </w:p>
     <w:p>
@@ -362,7 +492,7 @@
         <w:pStyle w:val="Heading3"/>
       </w:pPr>
       <w:r>
-        <w:t>Фрагмент docs/graphify-corpus/04-rynok-i-analitika.md:4016–4017</w:t>
+        <w:t>Фрагмент docs/graphify-corpus/04-rynok-i-analitika.md:4016–4018</w:t>
       </w:r>
     </w:p>
     <w:p>
@@ -378,6 +508,368 @@
         <w:t>Согласно данным Faostat, в 2020 году в мире было произведено рекордное количество огурцов — 91 258,27 млн кг на площади 2 261 318 га, при этом средняя урожайность на квадратный метр составила 4,04 кг.</w:t>
         <w:br/>
         <w:t>У Нидерландов самые высокие показатели в мире – 70,52 кг/м², т.е. на 585,99% больше, чем в Испании, которая, несмотря на то, что она занимает второе место среди 30 крупнейших мировых производителей, достигла урожайности всего 10,28 кг/м². Турция произвела 5,04 кг/м²; Египет, 2,25 кг/м²; Польша – 6,71 кг/м², а Греция – 8,01 кг/м².</w:t>
+      </w:r>
+    </w:p>
+    <w:p>
+      <w:pPr>
+        <w:pStyle w:val="Heading3"/>
+      </w:pPr>
+      <w:r>
+        <w:t>Фрагмент docs/graphify-corpus/04-rynok-i-analitika.md:7–20</w:t>
+      </w:r>
+    </w:p>
+    <w:p>
+      <w:r>
+        <w:t>4.1.1. Структура и характеристика рынка. Характеристика продукции, ее конкурентоспособность на рынке.</w:t>
+        <w:br/>
+        <w:t>4.1.1.1. Характеристика продукции.</w:t>
+      </w:r>
+    </w:p>
+    <w:p>
+      <w:r>
+        <w:t>Крольчатина имеет хорошие вкусовые и кулинарные свойства, легко усваивается и считается диетической. Мясо кроликов рекомендуется для людей, страдающих кардиологическими заболеваниями, гипертонией, ожирением, заболеваниями желудка, печени и кишечника, атеросклерозом и малокровием. Наиболее высокого качества крольчатину получают от так называемых «мясных» пород кроликов.</w:t>
+      </w:r>
+    </w:p>
+    <w:p>
+      <w:r>
+        <w:t>Мясо кроликов отличается от мяса других сельскохозяйственных животных по морфологическому и химическому составу. Имеет цвет от белого до розового, нежную консистенцию, тонкозернистое строение. Мышечные волокна крольчатины тоньше, соединительная ткань развита слабо. Жир у кроликов откладывается небольшими прослойками на холке и в области паха, что обусловливает мраморность мяса. В мясе кроликов много лецитина. По химическому составу крольчатина имеет повышенное количество влаги, достаточно высокое содержание белков (15—19 %) с преобладанием полноценных, низкое содержание жира (5—6 %), экстрактивных веществ, пуриновых оснований и холестерина.</w:t>
+      </w:r>
+    </w:p>
+    <w:p>
+      <w:r>
+        <w:t>Существует несколько способов приготовления кроликов, однако предпочтение отдаётся жарке и тушению. Для приготовления крольчатины можно воспользоваться сковородой и сотейником для жарки, тушения; для варки нужна стальная или эмалированная кастрюля, для запекания специальная форма. Время приготовления кролика разнится в зависимости от способа обработки (вымачивание 2—4 часа, маринование 2—16 часов) и способа непосредственно приготовления.</w:t>
+      </w:r>
+    </w:p>
+    <w:p>
+      <w:r>
+        <w:t>Мякоть с задней части тушки кролика идёт на приготовление фаршированных котлет и шашлыков. Переднюю часть тушки используют для тушения. Популярным рецептом является кролик, тушённый в сметане. Крольчатина перед термической обработкой требует вымачивания в течение двух часов в холодной воде с добавлением уксуса. В мальтийской кухне крольчатина имеет особое значение.</w:t>
+        <w:br/>
+        <w:t>Существует множество национальных блюд из мяса кроликов, особое место среди них занимает фенката (мальт. fenkata) — крольчатина, тушённая в красном вине с чесноком и овощами, так же называется и пикник, на котором готовят кролика.</w:t>
+      </w:r>
+    </w:p>
+    <w:p>
+      <w:r>
+        <w:t>Говядина – вкусный и ценный продукт. Белок мяса содержит все незаменимые аминокислоты, необходимые для нашего здоровья. А про вкус говядины и говорить не нужно: достаточно однажды попробовать стейк, мясо в горшочке или бефстроганов.</w:t>
+      </w:r>
+    </w:p>
+    <w:p>
+      <w:pPr>
+        <w:pStyle w:val="Heading3"/>
+      </w:pPr>
+      <w:r>
+        <w:t>Фрагмент docs/graphify-corpus/04-rynok-i-analitika.md:40–46</w:t>
+      </w:r>
+    </w:p>
+    <w:p>
+      <w:r>
+        <w:t>Говядина разделяется и по возрастному признаку. Есть молочная телятина — это мясо бычков от 2 недель до 3 месяцев, телятина – мясо животных от 3-8 месяцев или 1 года и говядина — мясо коровы или быка старше 8 месяцев или 1 года.</w:t>
+      </w:r>
+    </w:p>
+    <w:p>
+      <w:r>
+        <w:t>Телятина — мясо не только очень вкусное, но и диетическое, постное. На продажу идут туши бычков и телок, которых выращивают в специальных загонах. Это более нежное мясо, нежели говядина, поэтому, как правило, оно стоит дороже.</w:t>
+      </w:r>
+    </w:p>
+    <w:p>
+      <w:r>
+        <w:t>Разделка телятины аналогична разделке говядины. Но есть некоторые особенности.</w:t>
+      </w:r>
+    </w:p>
+    <w:p>
+      <w:pPr>
+        <w:pStyle w:val="Heading3"/>
+      </w:pPr>
+      <w:r>
+        <w:t>Фрагмент docs/graphify-corpus/04-rynok-i-analitika.md:261–267</w:t>
+      </w:r>
+    </w:p>
+    <w:p>
+      <w:r>
+        <w:t>Суточная норма потребления баранины — до 150 граммов мяса.</w:t>
+      </w:r>
+    </w:p>
+    <w:p>
+      <w:r>
+        <w:t>Баранина – вкусное и питательное мясо, которое ценится людьми еще с первобытных времен. Блюда из него особенно популярны в восточной, а также средиземноморской кухне. О пользе и вреде баранины существует множество мнений – правдивых и нет. Развеем слухи фактами. Многие считают мясо баранины жирным и вредным. Однако подтверждено, что его умеренное употребление не несет никакого вреда здоровью человека и даже приносит пользу.</w:t>
+        <w:br/>
+        <w:t>Содержание жира в баранине в 2-3 раза меньше, чем в свинине. Калорийность ягненка около 190 ккал на 100 гр продукта. В умеренных количествах это мясо можно включать даже в диетическое меню.</w:t>
+        <w:br/>
+        <w:t>Баранина содержит более чем в 2 раза меньше холестерина, чем говядина, и в 4 раза меньше, чем свинина.</w:t>
+        <w:br/>
+        <w:t>Ягнятина является источником цинка, что крайне важно для функционирования иммунной системы. Кроме того, мясо содержит много фтора, защищающего зубы от кариеса. А наличие в баранине железа положительно сказывается на выработке крови в организме.</w:t>
+      </w:r>
+    </w:p>
+    <w:p>
+      <w:pPr>
+        <w:pStyle w:val="Heading3"/>
+      </w:pPr>
+      <w:r>
+        <w:t>Фрагмент docs/graphify-corpus/04-rynok-i-analitika.md:482–488</w:t>
+      </w:r>
+    </w:p>
+    <w:p>
+      <w:r>
+        <w:t>ОВ</w:t>
+      </w:r>
+    </w:p>
+    <w:p>
+      <w:r>
+        <w:t>Крольчатина является диетическим, легко усваиваемым продуктом и рекомендуется для использования в питании всех групп населения. Мясо кролика имеет самую высокую концентрацию железа среди всех видов мяса, содержит больше кальция, калия и магния по сравнению с говядиной и курицей. Мясо кролика также содержит оптимальное количество фосфора, меди и цинка. Еще одним преимуществом кроличьего мяса является сравнительно низкий уровень содержания натрия, что делает его отличным выбором для людей с высоким артериальным давлением. Мясо кролика является компонентом лечебной диеты при сахарном диабете ввиду низкого содержания в нем жира и холестерина.</w:t>
+      </w:r>
+    </w:p>
+    <w:p>
+      <w:r>
+        <w:t>С экономической точки зрения, увеличение производства продуктов кролиководства является следствием устойчивого роста спроса рынка. Его емкость достаточно велика: проекты быстро окупаются за счет возможности увеличения производства в короткие сроки. Несомненно, имеются факторы, которые тормозят развитие данной отрасли: недостаточное формирование логистической схемы поставок кроличьих продуктов и отсутствие стабильной кормовой базы. Однако, несмотря на это, кролиководство постепенно становится одной из важных и перспективных отраслей животноводства. Ожидается, что в связи с растущим спросом на крольчатину во всем мире в течение следующего десятилетия на рынке сохранится тенденция роста потребления.</w:t>
+      </w:r>
+    </w:p>
+    <w:p>
+      <w:pPr>
+        <w:pStyle w:val="Heading3"/>
+      </w:pPr>
+      <w:r>
+        <w:t>Фрагмент docs/graphify-corpus/04-rynok-i-analitika.md:2660–2666</w:t>
+      </w:r>
+    </w:p>
+    <w:p>
+      <w:r>
+        <w:t>Если проект реализуется в СНГ или ЦА, европейское оборудование + местные СМР могут снизить итоговую стоимость до €10–12 млн</w:t>
+      </w:r>
+    </w:p>
+    <w:p>
+      <w:r>
+        <w:t>Технология производства маргарина</w:t>
+        <w:br/>
+        <w:t>Маргарин — это эмульсионный продукт типа «вода в масле», получаемый путем переработки растительных масел с добавлением воды, эмульгаторов, молока и других компонентов. В составе может быть 80–82% жира (для твёрдого маргарина) или 40–60% (для мягкого и кулинарного).</w:t>
+      </w:r>
+    </w:p>
+    <w:p>
+      <w:r>
+        <w:t>1. Подготовка жировой фазы</w:t>
+        <w:br/>
+        <w:t>Используется рафинированное дезодорированное подсолнечное масло.</w:t>
+      </w:r>
+    </w:p>
+    <w:p>
+      <w:pPr>
+        <w:pStyle w:val="Heading3"/>
+      </w:pPr>
+      <w:r>
+        <w:t>Фрагмент docs/graphify-corpus/04-rynok-i-analitika.md:2710–2716</w:t>
+      </w:r>
+    </w:p>
+    <w:p>
+      <w:r>
+        <w:t>Если на комбинате уже налажено производство подсолнечного масла, то:</w:t>
+        <w:br/>
+        <w:t>используется собственное масло без логистических издержек;</w:t>
+        <w:br/>
+        <w:t>возможна утилизация побочных продуктов (жмых — на корм, лузга — на топливо);</w:t>
+        <w:br/>
+        <w:t>легко расширяется ассортимент (майонез, кулинарные жиры и др.).</w:t>
+      </w:r>
+    </w:p>
+    <w:p>
+      <w:pPr>
+        <w:pStyle w:val="Heading3"/>
+      </w:pPr>
+      <w:r>
+        <w:t>Фасовка маргарина в брикеты по 250 г: особенности</w:t>
+      </w:r>
+    </w:p>
+    <w:p>
+      <w:pPr>
+        <w:pStyle w:val="Heading3"/>
+      </w:pPr>
+      <w:r>
+        <w:t>Фрагмент docs/graphify-corpus/04-rynok-i-analitika.md:3784–3790</w:t>
+      </w:r>
+    </w:p>
+    <w:p>
+      <w:r>
+        <w:t>Объем рынка скота и мяса оценивается в 487,46 млрд долларов США в 2024 году и, как ожидается, достигнет 637,70 млрд долларов США к 2029 году, среднегодовой рост составит 5,52% в течение прогнозируемого периода (2024-2029 гг.).</w:t>
+      </w:r>
+    </w:p>
+    <w:p>
+      <w:r>
+        <w:t>Ограниченная доступность земельных и водных ресурсов для производства кормов для животных и растущее использование этих ресурсов для производства продуктов питания повышают спрос на корма для животных в мясной промышленности в целом. Такие страны, как Индия, Китай, Бразилия и Россия, входят в число самых быстрорастущих экономик мира. Ожидается, что рост доходов на душу населения приведет к смещению диетических предпочтений в сторону диет, богатых белком.</w:t>
+      </w:r>
+    </w:p>
+    <w:p>
+      <w:r>
+        <w:t>Однако ожидается, что модели потребления мяса будут существенно различаться в разных частях мира из-за культурных, религиозных и других факторов потребительских предпочтений в разных странах.</w:t>
+      </w:r>
+    </w:p>
+    <w:p>
+      <w:pPr>
+        <w:pStyle w:val="Heading3"/>
+      </w:pPr>
+      <w:r>
+        <w:t>Фрагмент docs/graphify-corpus/04-rynok-i-analitika.md:3972–3978</w:t>
+      </w:r>
+    </w:p>
+    <w:p>
+      <w:r>
+        <w:t>Основными странами-экспортерами томатов являются Мексика, Нидерланды и Испания, за которыми следуют Марокко и Канада. Соединенные Штаты являются ведущим импортером томатов из Мексики. Согласно отчету Министерства сельского хозяйства США, производство томатов в Мексике высококонцентрировано в 2020 году на шесть штатов пришлось 53% общего производства. Синалоа - крупнейший штат Мексики-производитель томатов.</w:t>
+      </w:r>
+    </w:p>
+    <w:p>
+      <w:r>
+        <w:t>Выращивание томатов и посевных площадей</w:t>
+        <w:br/>
+        <w:t>Растущая осведомленность о высокой питательной ценности овощей привела к увеличению потребления овощей, включая помидоры, для удовлетворения разнообразных диетических и пищевых потребностей. Эти факторы привели к увеличению спроса на томаты. Таким образом, наряду с растущим спросом и привлекательной ценой, производство и площади также растут, чтобы удовлетворить спрос.</w:t>
+        <w:br/>
+        <w:t>Производство томатов в мире выросло со 177,3 млн тонн в 2016 году до 186,8 млн тонн в 2020 году. Более того, во всем мире наблюдается значительный рост площадей выращивания томатов. Например, в период с 2016 по 2020 год мировая площадь выращивания томатов увеличилась с 4 854,4 тыс. га до 5 051,9 тыс. га.</w:t>
+        <w:br/>
+        <w:t>Предпочтение потребителей свежим помидорам наряду с новейшими технологиями, такими как выращивание в закрытых помещениях, привело к увеличению внутреннего производства томатов. Изменения климата, устойчивость растений к вредителям, плохая инфраструктура и послеуборочные потери привели к необходимости разработки новых высокоурожайных и гибридных семян, которые помогут фермерам повысить урожайность. Увеличение урожайности поможет удовлетворить растущий спрос на томаты.</w:t>
+      </w:r>
+    </w:p>
+    <w:p>
+      <w:pPr>
+        <w:pStyle w:val="Heading3"/>
+      </w:pPr>
+      <w:r>
+        <w:t>Фрагмент docs/graphify-corpus/04-rynok-i-analitika.md:5637–5644</w:t>
+      </w:r>
+    </w:p>
+    <w:p>
+      <w:r>
+        <w:t>Проанализированы объёмы импорта и экспорта сыра с 2019 г. по 2023 г., представлена структура стран поставщиков и потребителей этих продуктов. Сформулированы основные направления развития мирового рынка сыра.</w:t>
+        <w:br/>
+        <w:t>В настоящее время главными трендами на отечественном рынке сыров и сырных продуктов можно отметить высокий уровень конкуренции по цене, увеличение отпускных цен производителей сыров, снижение покупательной способности населения и ориентация на продукт невысокой стоимости, что приводит к переориентации части производителей на производство более дешевых сырных продуктов.</w:t>
+        <w:br/>
+        <w:t>Всемирная индустрия, которая производит, распространяет и потребляет сырные продукты, называется рынком сыра. Сыр — молочный продукт, производимый из простокваши, который создается путем соединения кислоты или сычужного фермента с молочными белками (казеином). Затем творог выдерживается, чтобы приобрести разные вкусы и текстуры. На рынке представлено множество различных видов сыра, каждый из которых обладает уникальными свойствами и предназначением. Например, полутвердые сыры, такие как Гауда и Чеддер, твердые сыры, такие как пекорино и пармезан, и мягкие сыры, такие как рикотта и бри.</w:t>
+        <w:br/>
+        <w:t>Рынок сыра отличается широким ассортиментом продукции, отвечающей различным потребительским запросам и вкусам в продуктах питания. Эти продукты можно использовать в широком спектре применений, таких как выпечка, кулинария и пищевая промышленность, или их можно употреблять непосредственно в виде столового сыра. На рынке доступны как сыры массового производства от крупных молочных фермеров, так и кустарные сыры, производимые небольшими специализированными производителями.</w:t>
+        <w:br/>
+        <w:t>Растущий потребительский спрос на деликатесные и деликатесные сыры, подпитываемый растущим интересом к международной кухне и кулинарному опыту, является одним из основных факторов, движущих рынок сыра. Расширению рынка также способствует расширение сферы общественного питания, которая включает в себя рестораны и предприятия общественного питания. На потребление сыра также влияют тенденции в области здоровья и здоровья, которые уделяют все больше внимания питательным качествам сыра, в том числе высокому содержанию белка и кальция.</w:t>
+        <w:br/>
+        <w:t>## Тенденции рынка сыра</w:t>
+      </w:r>
+    </w:p>
+    <w:p>
+      <w:r>
+        <w:t>Текущие тенденции на рынке сыра включают растущий интерес потребителей к необычным и изысканным вкусам, что приводит к увеличению спроса на ремесленные и деликатесные сыры. Кроме того, потребители все чаще ищут более здоровые варианты, такие как сыры с низким содержанием жира и натрия. Удобство и срок хранения повышаются за счет инноваций в производстве и упаковке сыра, которые также влияют на рынок.</w:t>
+      </w:r>
+    </w:p>
+    <w:p>
+      <w:pPr>
+        <w:pStyle w:val="Heading3"/>
+      </w:pPr>
+      <w:r>
+        <w:t>Фрагмент docs/graphify-corpus/04-rynok-i-analitika.md:5652–5658</w:t>
+      </w:r>
+    </w:p>
+    <w:p>
+      <w:r>
+        <w:t>Стремление к уникальным и изысканным вариантам обусловлено растущим спросом потребителей на ремесленные и деликатесные сыры, что является одним из основных факторов, формирующих рынок сыра. Варианты сыра с пониженным содержанием жира и натрия становятся все более доступными в результате тенденций, связанных со здоровьем, влияющих на рынок. Технологические и упаковочные разработки в сырной отрасли увеличивают срок хранения и удобство продукта, что способствует расширению рынка. Кроме того, рост индустрии общественного питания, в которую входят предприятия общественного питания и рестораны, влияет на развитие рынка сыра и рост потребления сыра.</w:t>
+        <w:br/>
+        <w:t>Драйверы рынка сыра</w:t>
+        <w:br/>
+        <w:t>Спрос на ремесленные и деликатесные сыры среди потребителей растет, что обусловлено их повышенным интересом к широкому ассортименту изысканных вкусов. Это движет сырным рынком. Эту тенденцию поддерживает рост кулинарных открытий и культуры питания, что привело к увеличению спроса на необычные сорта сыра.</w:t>
+        <w:br/>
+        <w:t>Наряду с более широкими тенденциями в области здоровья, потребители, заботящиеся о своем здоровье, стимулируют развитие отрасли, заказывая сыры с низким содержанием жира и натрия. Сыр становится все более доступным благодаря технологическим разработкам в производстве и упаковке сыра, которые повышают удобство и продлевают срок хранения. Потребление сыра растет в результате роста индустрии общественного питания, в которую входят предприятия общественного питания и предприятия общественного питания. Кроме того, потребители, которые заботятся о своем здоровье и окружающей среде, начинают интересоваться вариантами растительного и органического сыра.</w:t>
+      </w:r>
+    </w:p>
+    <w:p>
+      <w:pPr>
+        <w:pStyle w:val="Heading3"/>
+      </w:pPr>
+      <w:r>
+        <w:t>Фрагмент docs/graphify-corpus/04-rynok-i-analitika.md:6406–6420</w:t>
+      </w:r>
+    </w:p>
+    <w:p>
+      <w:pPr>
+        <w:pStyle w:val="Heading3"/>
+      </w:pPr>
+      <w:r>
+        <w:t>Обзор аналитика</w:t>
+      </w:r>
+    </w:p>
+    <w:p>
+      <w:r>
+        <w:t>Производители желатина все чаще переходят к экологически безопасным практикам, сопровождаясь инвестициями в экологически чистые методы производства и источники снабжения. Кроме того, наблюдается заметный рост количества исследований, посвященных изучению альтернатив желатину на растительной основе для решения диетических предпочтений и этических проблем. Инновационные продукты на основе желатина, особенно в секторах косметики и пищевых добавок, набирают значительную популярность, тем самым способствуя расширению рынка.</w:t>
+      </w:r>
+    </w:p>
+    <w:p>
+      <w:pPr>
+        <w:pStyle w:val="Heading3"/>
+      </w:pPr>
+      <w:r>
+        <w:t>Факторы роста рынка желатина</w:t>
+      </w:r>
+    </w:p>
+    <w:p>
+      <w:r>
+        <w:t>Растущее распространение здорового образа жизни стимулирует спрос на желатин во всем мире. Поскольку потребители становятся более заботливыми о своем здоровье, наблюдается заметный сдвиг в сторонусдиеты, богатые белком и низким содержанием жиров. Желатин, благодаря высокому содержанию белка, лишенному жиров и холестерина, полностью соответствует этой преобладающей тенденции. Его преимущества в здоровье суставов, прочности костей и эластичности кожи также получили признание. Такое соответствие тенденциям в области здравоохранения способствует включению его в пищевые добавки и функциональные продукты, тем самым увеличивая проникновение на рынок и способствуя росту.</w:t>
+      </w:r>
+    </w:p>
+    <w:p>
+      <w:r>
+        <w:t>Этические проблемы и диетические ограничения, связанные с его животным происхождением, представляют собой серьезную проблему для развития промышленности, ограничивая его признание среди вегетарианцев. веганы и некоторые религиозные группы. Чтобы решить эту проблему, производители разрабатывают и продвигают альтернативы на растительной основе, имитирующие функциональные свойства желатина.</w:t>
+      </w:r>
+    </w:p>
+    <w:p>
+      <w:r>
+        <w:t>Эти альтернативы, полученные из таких источников, как агар, пектин и каррагинан, приобретают огромную популярность, поскольку они предназначены для более широкой аудитории, сохраняя при этом текстурные свойства, аналогичные традиционному желатину. Это нововведение решает как этические, так и диетические проблемы, а также задействует новые потребительские сегменты, тем самым расширяя охват рынка.</w:t>
+      </w:r>
+    </w:p>
+    <w:p>
+      <w:pPr>
+        <w:pStyle w:val="Heading3"/>
+      </w:pPr>
+      <w:r>
+        <w:t>Тенденции рынка желатина</w:t>
+      </w:r>
+    </w:p>
+    <w:p>
+      <w:pPr>
+        <w:pStyle w:val="Heading3"/>
+      </w:pPr>
+      <w:r>
+        <w:t>Фрагмент docs/graphify-corpus/04-rynok-i-analitika.md:6964–6970</w:t>
+      </w:r>
+    </w:p>
+    <w:p>
+      <w:r>
+        <w:t>Масложировая отрасль занимает большую часть мирового рынка. Подсолнечное масло – один из ключевых продуктов российской агропромышленности. В этой статье рассмотрим, как Россия и другие страны укрепляют свои позиции на мировом рынке растительных масел, увеличивая экспортный объем и демонстрируя стабильный рост производства.</w:t>
+      </w:r>
+    </w:p>
+    <w:p>
+      <w:r>
+        <w:t>Объемы потребления подсолнечного масла в России</w:t>
+        <w:br/>
+        <w:t>Подсолнечное масло — это неотъемлемая частью русской кулинарной культуры. По данным Масложирового союза России (МЖСР), доля этого продукта среди всех растительных масел занимает первое место и составляет 75%. Эксперт зернового рынка, Александр Корбут, подчеркивает, что две основные причины такой популярности подсолнечного масла в нашей стране — невысокая цена и кулинарные традиции.</w:t>
+      </w:r>
+    </w:p>
+    <w:p>
+      <w:r>
+        <w:t>Производство подсолнечного масла в стране увеличилось почти в полтора раза за пять лет, в 2022 году достигнув 6,8 млн тонн. Однако потребление подсолнечного масла в России составляет лишь 2,3 млн тонн, что означает, что большая часть произведенного продукта вывозится за рубеж.</w:t>
+      </w:r>
+    </w:p>
+    <w:p>
+      <w:pPr>
+        <w:pStyle w:val="Heading3"/>
+      </w:pPr>
+      <w:r>
+        <w:t>Фрагмент docs/graphify-corpus/04-rynok-i-analitika.md:7009–7015</w:t>
+      </w:r>
+    </w:p>
+    <w:p>
+      <w:r>
+        <w:t>Согласно исследовательскому отчету, опубликованному Spherical Insights &amp; Consulting, объем мирового рынка подсолнечного масла вырастет с 20,51 млрд долларов США в 2021 году до 30,52 млрд долларов США к 2032 году, при совокупном годовом темпе роста (CAGR) 6,72% в течение прогнозируемого периода.</w:t>
+        <w:br/>
+        <w:t>Благодаря своим противовоспалительным свойствам и высокому содержанию ненасыщенных жиров, ожидается, что подсолнечное масло будет использоваться в ближайшие годы в результате растущего внимания к здоровью и фитнесу. Фактически, подсолнечное масло часто используется для лечения сердечных заболеваний и инфекций стопы tenia pedis у мужчин-спортсменов.</w:t>
+      </w:r>
+    </w:p>
+    <w:p>
+      <w:r>
+        <w:t>Помимо этих факторов, ожидается, что рынок будет стимулироваться ростом потребительского спроса на здоровые обработанные продукты, принятием здорового кулинарного масла, повышением осведомленности общественности о пользе для здоровья потребления подсолнечного масла, различными правительственными инициативами по содействию производству подсолнечника и ростом спроса на биодизельное топливо и альтернативные виды топлива.</w:t>
+      </w:r>
+    </w:p>
+    <w:p>
+      <w:r>
+        <w:t>Ожидается, что повышенное внимание к устойчивости и увеличение инвестиций в исследования и разработки в области биодизеля откроют новые возможности как для начинающих производителей подсолнечного масла, так и для существующих участников рынка.</w:t>
       </w:r>
     </w:p>
     <w:p>
